--- a/01-提交文档/06-软件配置管理计划.docx
+++ b/01-提交文档/06-软件配置管理计划.docx
@@ -16,7 +16,7 @@
         <w:rPr>
           <w:sz w:val="18"/>
         </w:rPr>
-        <w:t>2026 软件工程课程设计    teammate0 小组    版本 1.0    2026-10-13</w:t>
+        <w:t>2026 软件工程课程设计    陈辰 小组    版本 1.0    2026-10-13</w:t>
       </w:r>
       <w:pPr>
         <w:snapToGrid w:val="0"/>
@@ -807,7 +807,7 @@
     </w:p>
     <w:p>
       <w:r>
-        <w:t>建议使用 main 保存可运行版本，成员通过 feature/模块名 分支开发。每次变更记录需求编号、修改文件、测试结果和风险；由 teammate0 核对后集成。提交前生成文件哈希清单。当前交付包是可导入版本控制的配置基线，版本历史由小组后续真实开发活动形成。</w:t>
+        <w:t>建议使用 main 保存可运行版本，成员通过 feature/模块名 分支开发。每次变更记录需求编号、修改文件、测试结果和风险；由 陈辰 核对后集成。提交前生成文件哈希清单。当前交付包是可导入版本控制的配置基线，版本历史由小组后续真实开发活动形成。</w:t>
       </w:r>
       <w:pPr>
         <w:snapToGrid w:val="0"/>
